--- a/CS SEMINAR/New folder/APPLICATION OF Big Data Technology.docx
+++ b/CS SEMINAR/New folder/APPLICATION OF Big Data Technology.docx
@@ -23,219 +23,249 @@
           <w:sz w:val="24"/>
           <w:szCs w:val="24"/>
         </w:rPr>
-        <w:t>APPLICATION OF Big Data Technology</w:t>
-      </w:r>
-    </w:p>
-    <w:p>
-      <w:pPr>
-        <w:spacing w:after="0" w:line="240" w:lineRule="auto"/>
-        <w:rPr>
-          <w:rFonts w:ascii="Times New Roman" w:hAnsi="Times New Roman" w:cs="Times New Roman"/>
-          <w:b/>
-          <w:sz w:val="24"/>
-          <w:szCs w:val="24"/>
-        </w:rPr>
-      </w:pPr>
-    </w:p>
-    <w:p>
-      <w:pPr>
-        <w:spacing w:after="0" w:line="240" w:lineRule="auto"/>
-        <w:jc w:val="center"/>
-        <w:rPr>
-          <w:rFonts w:ascii="Times New Roman" w:hAnsi="Times New Roman" w:cs="Times New Roman"/>
-          <w:b/>
-          <w:sz w:val="24"/>
-          <w:szCs w:val="24"/>
-        </w:rPr>
-      </w:pPr>
-    </w:p>
-    <w:p>
-      <w:pPr>
-        <w:spacing w:after="0" w:line="240" w:lineRule="auto"/>
-        <w:jc w:val="center"/>
-        <w:rPr>
-          <w:rFonts w:ascii="Times New Roman" w:hAnsi="Times New Roman" w:cs="Times New Roman"/>
-          <w:b/>
-          <w:sz w:val="24"/>
-          <w:szCs w:val="24"/>
-        </w:rPr>
-      </w:pPr>
-    </w:p>
-    <w:p>
-      <w:pPr>
-        <w:spacing w:after="0" w:line="240" w:lineRule="auto"/>
-        <w:jc w:val="center"/>
-        <w:rPr>
-          <w:rFonts w:ascii="Times New Roman" w:hAnsi="Times New Roman" w:cs="Times New Roman"/>
-          <w:b/>
-          <w:sz w:val="24"/>
-          <w:szCs w:val="24"/>
-        </w:rPr>
-      </w:pPr>
-    </w:p>
-    <w:p>
-      <w:pPr>
-        <w:spacing w:after="0" w:line="240" w:lineRule="auto"/>
-        <w:jc w:val="center"/>
-        <w:rPr>
-          <w:rFonts w:ascii="Times New Roman" w:hAnsi="Times New Roman" w:cs="Times New Roman"/>
-          <w:b/>
-          <w:sz w:val="24"/>
-          <w:szCs w:val="24"/>
-        </w:rPr>
-      </w:pPr>
-    </w:p>
-    <w:p>
-      <w:pPr>
-        <w:spacing w:after="0" w:line="240" w:lineRule="auto"/>
-        <w:jc w:val="center"/>
-        <w:rPr>
-          <w:rFonts w:ascii="Times New Roman" w:hAnsi="Times New Roman" w:cs="Times New Roman"/>
-          <w:b/>
-          <w:sz w:val="24"/>
-          <w:szCs w:val="24"/>
-        </w:rPr>
-      </w:pPr>
-    </w:p>
-    <w:p>
-      <w:pPr>
-        <w:spacing w:after="0" w:line="240" w:lineRule="auto"/>
-        <w:jc w:val="center"/>
-        <w:rPr>
-          <w:rFonts w:ascii="Times New Roman" w:hAnsi="Times New Roman" w:cs="Times New Roman"/>
-          <w:b/>
-          <w:sz w:val="24"/>
-          <w:szCs w:val="24"/>
-        </w:rPr>
-      </w:pPr>
-    </w:p>
-    <w:p>
-      <w:pPr>
-        <w:spacing w:after="0" w:line="240" w:lineRule="auto"/>
-        <w:jc w:val="center"/>
-        <w:rPr>
-          <w:rFonts w:ascii="Times New Roman" w:hAnsi="Times New Roman" w:cs="Times New Roman"/>
-          <w:b/>
-          <w:sz w:val="24"/>
-          <w:szCs w:val="24"/>
-        </w:rPr>
-      </w:pPr>
-    </w:p>
-    <w:p>
-      <w:pPr>
-        <w:spacing w:after="0" w:line="240" w:lineRule="auto"/>
-        <w:jc w:val="center"/>
-        <w:rPr>
-          <w:rFonts w:ascii="Times New Roman" w:hAnsi="Times New Roman" w:cs="Times New Roman"/>
-          <w:b/>
-          <w:sz w:val="24"/>
-          <w:szCs w:val="24"/>
-        </w:rPr>
-      </w:pPr>
-    </w:p>
-    <w:p>
-      <w:pPr>
-        <w:spacing w:after="0" w:line="240" w:lineRule="auto"/>
-        <w:jc w:val="center"/>
-        <w:rPr>
-          <w:rFonts w:ascii="Times New Roman" w:hAnsi="Times New Roman" w:cs="Times New Roman"/>
-          <w:b/>
-          <w:sz w:val="24"/>
-          <w:szCs w:val="24"/>
-        </w:rPr>
-      </w:pPr>
-    </w:p>
-    <w:p>
-      <w:pPr>
-        <w:spacing w:after="0" w:line="240" w:lineRule="auto"/>
-        <w:jc w:val="center"/>
-        <w:rPr>
-          <w:rFonts w:ascii="Times New Roman" w:hAnsi="Times New Roman" w:cs="Times New Roman"/>
-          <w:b/>
-          <w:sz w:val="24"/>
-          <w:szCs w:val="24"/>
-        </w:rPr>
-      </w:pPr>
-    </w:p>
-    <w:p>
-      <w:pPr>
-        <w:spacing w:after="0" w:line="240" w:lineRule="auto"/>
-        <w:jc w:val="center"/>
-        <w:rPr>
-          <w:rFonts w:ascii="Times New Roman" w:hAnsi="Times New Roman" w:cs="Times New Roman"/>
-          <w:b/>
-          <w:sz w:val="24"/>
-          <w:szCs w:val="24"/>
-        </w:rPr>
-      </w:pPr>
-    </w:p>
-    <w:p>
-      <w:pPr>
-        <w:spacing w:after="0" w:line="240" w:lineRule="auto"/>
-        <w:jc w:val="center"/>
-        <w:rPr>
-          <w:rFonts w:ascii="Times New Roman" w:hAnsi="Times New Roman" w:cs="Times New Roman"/>
-          <w:b/>
-          <w:sz w:val="24"/>
-          <w:szCs w:val="24"/>
-        </w:rPr>
-      </w:pPr>
-    </w:p>
-    <w:p>
-      <w:pPr>
-        <w:spacing w:after="0" w:line="240" w:lineRule="auto"/>
-        <w:jc w:val="center"/>
-        <w:rPr>
-          <w:rFonts w:ascii="Times New Roman" w:hAnsi="Times New Roman" w:cs="Times New Roman"/>
-          <w:b/>
-          <w:sz w:val="24"/>
-          <w:szCs w:val="24"/>
-        </w:rPr>
-      </w:pPr>
-    </w:p>
-    <w:p>
-      <w:pPr>
-        <w:spacing w:after="0" w:line="240" w:lineRule="auto"/>
-        <w:jc w:val="center"/>
-        <w:rPr>
-          <w:rFonts w:ascii="Times New Roman" w:hAnsi="Times New Roman" w:cs="Times New Roman"/>
-          <w:b/>
-          <w:sz w:val="24"/>
-          <w:szCs w:val="24"/>
-        </w:rPr>
-      </w:pPr>
-    </w:p>
-    <w:p>
-      <w:pPr>
-        <w:spacing w:after="0" w:line="240" w:lineRule="auto"/>
-        <w:jc w:val="center"/>
-        <w:rPr>
-          <w:rFonts w:ascii="Times New Roman" w:hAnsi="Times New Roman" w:cs="Times New Roman"/>
-          <w:b/>
-          <w:sz w:val="24"/>
-          <w:szCs w:val="24"/>
-        </w:rPr>
-      </w:pPr>
-    </w:p>
-    <w:p>
-      <w:pPr>
-        <w:spacing w:after="0" w:line="240" w:lineRule="auto"/>
-        <w:jc w:val="center"/>
-        <w:rPr>
-          <w:rFonts w:ascii="Times New Roman" w:hAnsi="Times New Roman" w:cs="Times New Roman"/>
-          <w:b/>
-          <w:sz w:val="24"/>
-          <w:szCs w:val="24"/>
-        </w:rPr>
-      </w:pPr>
-      <w:r>
-        <w:rPr>
-          <w:rFonts w:ascii="Times New Roman" w:hAnsi="Times New Roman" w:cs="Times New Roman"/>
-          <w:b/>
-          <w:sz w:val="24"/>
-          <w:szCs w:val="24"/>
-        </w:rPr>
-        <w:t>ELIJAH ELIPHAZ</w:t>
+        <w:t>Big Data</w:t>
+      </w:r>
+      <w:r>
+        <w:rPr>
+          <w:rFonts w:ascii="Times New Roman" w:hAnsi="Times New Roman" w:cs="Times New Roman"/>
+          <w:b/>
+          <w:caps/>
+          <w:sz w:val="24"/>
+          <w:szCs w:val="24"/>
+        </w:rPr>
+        <w:t xml:space="preserve">: </w:t>
+      </w:r>
+      <w:r>
+        <w:rPr>
+          <w:rFonts w:ascii="Times New Roman" w:hAnsi="Times New Roman" w:cs="Times New Roman"/>
+          <w:b/>
+          <w:caps/>
+          <w:sz w:val="24"/>
+          <w:szCs w:val="24"/>
+        </w:rPr>
+        <w:t xml:space="preserve">APPLICATION </w:t>
+      </w:r>
+      <w:r>
+        <w:rPr>
+          <w:rFonts w:ascii="Times New Roman" w:hAnsi="Times New Roman" w:cs="Times New Roman"/>
+          <w:b/>
+          <w:caps/>
+          <w:sz w:val="24"/>
+          <w:szCs w:val="24"/>
+        </w:rPr>
+        <w:t>and challenges</w:t>
+      </w:r>
+    </w:p>
+    <w:p>
+      <w:pPr>
+        <w:spacing w:after="0" w:line="240" w:lineRule="auto"/>
+        <w:rPr>
+          <w:rFonts w:ascii="Times New Roman" w:hAnsi="Times New Roman" w:cs="Times New Roman"/>
+          <w:b/>
+          <w:sz w:val="24"/>
+          <w:szCs w:val="24"/>
+        </w:rPr>
+      </w:pPr>
+    </w:p>
+    <w:p>
+      <w:pPr>
+        <w:spacing w:after="0" w:line="240" w:lineRule="auto"/>
+        <w:jc w:val="center"/>
+        <w:rPr>
+          <w:rFonts w:ascii="Times New Roman" w:hAnsi="Times New Roman" w:cs="Times New Roman"/>
+          <w:b/>
+          <w:sz w:val="24"/>
+          <w:szCs w:val="24"/>
+        </w:rPr>
+      </w:pPr>
+    </w:p>
+    <w:p>
+      <w:pPr>
+        <w:spacing w:after="0" w:line="240" w:lineRule="auto"/>
+        <w:jc w:val="center"/>
+        <w:rPr>
+          <w:rFonts w:ascii="Times New Roman" w:hAnsi="Times New Roman" w:cs="Times New Roman"/>
+          <w:b/>
+          <w:sz w:val="24"/>
+          <w:szCs w:val="24"/>
+        </w:rPr>
+      </w:pPr>
+    </w:p>
+    <w:p>
+      <w:pPr>
+        <w:spacing w:after="0" w:line="240" w:lineRule="auto"/>
+        <w:jc w:val="center"/>
+        <w:rPr>
+          <w:rFonts w:ascii="Times New Roman" w:hAnsi="Times New Roman" w:cs="Times New Roman"/>
+          <w:b/>
+          <w:sz w:val="24"/>
+          <w:szCs w:val="24"/>
+        </w:rPr>
+      </w:pPr>
+    </w:p>
+    <w:p>
+      <w:pPr>
+        <w:spacing w:after="0" w:line="240" w:lineRule="auto"/>
+        <w:jc w:val="center"/>
+        <w:rPr>
+          <w:rFonts w:ascii="Times New Roman" w:hAnsi="Times New Roman" w:cs="Times New Roman"/>
+          <w:b/>
+          <w:sz w:val="24"/>
+          <w:szCs w:val="24"/>
+        </w:rPr>
+      </w:pPr>
+    </w:p>
+    <w:p>
+      <w:pPr>
+        <w:spacing w:after="0" w:line="240" w:lineRule="auto"/>
+        <w:jc w:val="center"/>
+        <w:rPr>
+          <w:rFonts w:ascii="Times New Roman" w:hAnsi="Times New Roman" w:cs="Times New Roman"/>
+          <w:b/>
+          <w:sz w:val="24"/>
+          <w:szCs w:val="24"/>
+        </w:rPr>
+      </w:pPr>
+    </w:p>
+    <w:p>
+      <w:pPr>
+        <w:spacing w:after="0" w:line="240" w:lineRule="auto"/>
+        <w:jc w:val="center"/>
+        <w:rPr>
+          <w:rFonts w:ascii="Times New Roman" w:hAnsi="Times New Roman" w:cs="Times New Roman"/>
+          <w:b/>
+          <w:sz w:val="24"/>
+          <w:szCs w:val="24"/>
+        </w:rPr>
+      </w:pPr>
+    </w:p>
+    <w:p>
+      <w:pPr>
+        <w:spacing w:after="0" w:line="240" w:lineRule="auto"/>
+        <w:jc w:val="center"/>
+        <w:rPr>
+          <w:rFonts w:ascii="Times New Roman" w:hAnsi="Times New Roman" w:cs="Times New Roman"/>
+          <w:b/>
+          <w:sz w:val="24"/>
+          <w:szCs w:val="24"/>
+        </w:rPr>
+      </w:pPr>
+    </w:p>
+    <w:p>
+      <w:pPr>
+        <w:spacing w:after="0" w:line="240" w:lineRule="auto"/>
+        <w:jc w:val="center"/>
+        <w:rPr>
+          <w:rFonts w:ascii="Times New Roman" w:hAnsi="Times New Roman" w:cs="Times New Roman"/>
+          <w:b/>
+          <w:sz w:val="24"/>
+          <w:szCs w:val="24"/>
+        </w:rPr>
+      </w:pPr>
+    </w:p>
+    <w:p>
+      <w:pPr>
+        <w:spacing w:after="0" w:line="240" w:lineRule="auto"/>
+        <w:jc w:val="center"/>
+        <w:rPr>
+          <w:rFonts w:ascii="Times New Roman" w:hAnsi="Times New Roman" w:cs="Times New Roman"/>
+          <w:b/>
+          <w:sz w:val="24"/>
+          <w:szCs w:val="24"/>
+        </w:rPr>
+      </w:pPr>
+    </w:p>
+    <w:p>
+      <w:pPr>
+        <w:spacing w:after="0" w:line="240" w:lineRule="auto"/>
+        <w:jc w:val="center"/>
+        <w:rPr>
+          <w:rFonts w:ascii="Times New Roman" w:hAnsi="Times New Roman" w:cs="Times New Roman"/>
+          <w:b/>
+          <w:sz w:val="24"/>
+          <w:szCs w:val="24"/>
+        </w:rPr>
+      </w:pPr>
+    </w:p>
+    <w:p>
+      <w:pPr>
+        <w:spacing w:after="0" w:line="240" w:lineRule="auto"/>
+        <w:jc w:val="center"/>
+        <w:rPr>
+          <w:rFonts w:ascii="Times New Roman" w:hAnsi="Times New Roman" w:cs="Times New Roman"/>
+          <w:b/>
+          <w:sz w:val="24"/>
+          <w:szCs w:val="24"/>
+        </w:rPr>
+      </w:pPr>
+    </w:p>
+    <w:p>
+      <w:pPr>
+        <w:spacing w:after="0" w:line="240" w:lineRule="auto"/>
+        <w:jc w:val="center"/>
+        <w:rPr>
+          <w:rFonts w:ascii="Times New Roman" w:hAnsi="Times New Roman" w:cs="Times New Roman"/>
+          <w:b/>
+          <w:sz w:val="24"/>
+          <w:szCs w:val="24"/>
+        </w:rPr>
+      </w:pPr>
+    </w:p>
+    <w:p>
+      <w:pPr>
+        <w:spacing w:after="0" w:line="240" w:lineRule="auto"/>
+        <w:jc w:val="center"/>
+        <w:rPr>
+          <w:rFonts w:ascii="Times New Roman" w:hAnsi="Times New Roman" w:cs="Times New Roman"/>
+          <w:b/>
+          <w:sz w:val="24"/>
+          <w:szCs w:val="24"/>
+        </w:rPr>
+      </w:pPr>
+    </w:p>
+    <w:p>
+      <w:pPr>
+        <w:spacing w:after="0" w:line="240" w:lineRule="auto"/>
+        <w:jc w:val="center"/>
+        <w:rPr>
+          <w:rFonts w:ascii="Times New Roman" w:hAnsi="Times New Roman" w:cs="Times New Roman"/>
+          <w:b/>
+          <w:sz w:val="24"/>
+          <w:szCs w:val="24"/>
+        </w:rPr>
+      </w:pPr>
+    </w:p>
+    <w:p>
+      <w:pPr>
+        <w:spacing w:after="0" w:line="240" w:lineRule="auto"/>
+        <w:jc w:val="center"/>
+        <w:rPr>
+          <w:rFonts w:ascii="Times New Roman" w:hAnsi="Times New Roman" w:cs="Times New Roman"/>
+          <w:b/>
+          <w:sz w:val="24"/>
+          <w:szCs w:val="24"/>
+        </w:rPr>
+      </w:pPr>
+    </w:p>
+    <w:p>
+      <w:pPr>
+        <w:spacing w:after="0" w:line="240" w:lineRule="auto"/>
+        <w:jc w:val="center"/>
+        <w:rPr>
+          <w:rFonts w:ascii="Times New Roman" w:hAnsi="Times New Roman" w:cs="Times New Roman"/>
+          <w:b/>
+          <w:sz w:val="24"/>
+          <w:szCs w:val="24"/>
+        </w:rPr>
+      </w:pPr>
+      <w:r>
+        <w:rPr>
+          <w:rFonts w:ascii="Times New Roman" w:hAnsi="Times New Roman" w:cs="Times New Roman"/>
+          <w:b/>
+          <w:sz w:val="24"/>
+          <w:szCs w:val="24"/>
+        </w:rPr>
+        <w:t>USA BITRUS</w:t>
       </w:r>
     </w:p>
     <w:p>
@@ -633,7 +663,37 @@
           <w:szCs w:val="24"/>
         </w:rPr>
         <w:lastRenderedPageBreak/>
-        <w:t>APPLICATION OF Big Data Technology</w:t>
+        <w:t>Big Data</w:t>
+      </w:r>
+      <w:r>
+        <w:rPr>
+          <w:rFonts w:ascii="Times New Roman" w:hAnsi="Times New Roman" w:cs="Times New Roman"/>
+          <w:b/>
+          <w:caps/>
+          <w:sz w:val="24"/>
+          <w:szCs w:val="24"/>
+        </w:rPr>
+        <w:t xml:space="preserve">: </w:t>
+      </w:r>
+      <w:r>
+        <w:rPr>
+          <w:rFonts w:ascii="Times New Roman" w:hAnsi="Times New Roman" w:cs="Times New Roman"/>
+          <w:b/>
+          <w:caps/>
+          <w:sz w:val="24"/>
+          <w:szCs w:val="24"/>
+        </w:rPr>
+        <w:t xml:space="preserve">APPLICATION </w:t>
+      </w:r>
+      <w:r>
+        <w:rPr>
+          <w:rFonts w:ascii="Times New Roman" w:hAnsi="Times New Roman" w:cs="Times New Roman"/>
+          <w:b/>
+          <w:caps/>
+          <w:sz w:val="24"/>
+          <w:szCs w:val="24"/>
+        </w:rPr>
+        <w:t>and challenges</w:t>
       </w:r>
     </w:p>
     <w:p>
@@ -908,31 +968,30 @@
         <w:rPr>
           <w:rFonts w:ascii="Times New Roman" w:hAnsi="Times New Roman" w:cs="Times New Roman"/>
           <w:b/>
-          <w:color w:val="1A1A1A" w:themeColor="background1" w:themeShade="1A"/>
-          <w:sz w:val="24"/>
-          <w:szCs w:val="24"/>
-        </w:rPr>
-      </w:pPr>
-    </w:p>
-    <w:p>
-      <w:pPr>
-        <w:spacing w:after="0" w:line="240" w:lineRule="auto"/>
-        <w:jc w:val="center"/>
-        <w:rPr>
-          <w:rFonts w:ascii="Times New Roman" w:hAnsi="Times New Roman" w:cs="Times New Roman"/>
-          <w:b/>
-          <w:sz w:val="24"/>
-          <w:szCs w:val="24"/>
-        </w:rPr>
-      </w:pPr>
-      <w:r>
-        <w:rPr>
-          <w:rFonts w:ascii="Times New Roman" w:hAnsi="Times New Roman" w:cs="Times New Roman"/>
-          <w:b/>
-          <w:sz w:val="24"/>
-          <w:szCs w:val="24"/>
-        </w:rPr>
-        <w:t>ELIJAH ELIPHAZ</w:t>
+          <w:sz w:val="24"/>
+          <w:szCs w:val="24"/>
+        </w:rPr>
+      </w:pPr>
+    </w:p>
+    <w:p>
+      <w:pPr>
+        <w:spacing w:after="0" w:line="240" w:lineRule="auto"/>
+        <w:jc w:val="center"/>
+        <w:rPr>
+          <w:rFonts w:ascii="Times New Roman" w:hAnsi="Times New Roman" w:cs="Times New Roman"/>
+          <w:b/>
+          <w:sz w:val="24"/>
+          <w:szCs w:val="24"/>
+        </w:rPr>
+      </w:pPr>
+      <w:r>
+        <w:rPr>
+          <w:rFonts w:ascii="Times New Roman" w:hAnsi="Times New Roman" w:cs="Times New Roman"/>
+          <w:b/>
+          <w:sz w:val="24"/>
+          <w:szCs w:val="24"/>
+        </w:rPr>
+        <w:t>USA BITRUS</w:t>
       </w:r>
     </w:p>
     <w:p>
@@ -1318,20 +1377,7 @@
           <w:szCs w:val="24"/>
           <w:lang w:val="en-US"/>
         </w:rPr>
-        <w:t>Big Data technology has revolutionized the way organizations and researchers process and analyze vast amounts of data to derive valuable insights. This review examines the features, advantages, and disadvantages of Big Data technology, along with recent citations showcasing its applications across various domains. The features of Big Data, including volume, velocity, variety, veracity, value, variability, complexity, interactivity, accessibility, elasticity, privacy, security, scalability, and reproducibility, define its capabilities and challenges. The advantages of Big Data encompass improved decision-making, customer understanding, real-time analytics, efficient resource utilization, innovation, and predictive analytics. On the other hand, the disadvantages include data privacy and security concerns, data quality issues, an</w:t>
-      </w:r>
-      <w:bookmarkStart w:id="1" w:name="_GoBack"/>
-      <w:bookmarkEnd w:id="1"/>
-      <w:r>
-        <w:rPr>
-          <w:rFonts w:ascii="Times New Roman" w:eastAsia="Times New Roman" w:hAnsi="Times New Roman" w:cs="Times New Roman"/>
-          <w:i/>
-          <w:color w:val="000000"/>
-          <w:sz w:val="24"/>
-          <w:szCs w:val="24"/>
-          <w:lang w:val="en-US"/>
-        </w:rPr>
-        <w:t>d the need for specialized technical expertise. Recommendations are provided to address the challenges, emphasizing data privacy, quality management, governance, interdisciplinary collaboration, workforce upskilling, cloud adoption, reproducibility, and continuous monitoring. By adopting these recommendations, organizations and researchers can harness the potential of Big Data technology while mitigating its challenges, fostering a data-driven future.</w:t>
+        <w:t>Big Data technology has revolutionized the way organizations and researchers process and analyze vast amounts of data to derive valuable insights. This review examines the features, advantages, and disadvantages of Big Data technology, along with recent citations showcasing its applications across various domains. The features of Big Data, including volume, velocity, variety, veracity, value, variability, complexity, interactivity, accessibility, elasticity, privacy, security, scalability, and reproducibility, define its capabilities and challenges. The advantages of Big Data encompass improved decision-making, customer understanding, real-time analytics, efficient resource utilization, innovation, and predictive analytics. On the other hand, the disadvantages include data privacy and security concerns, data quality issues, and the need for specialized technical expertise. Recommendations are provided to address the challenges, emphasizing data privacy, quality management, governance, interdisciplinary collaboration, workforce upskilling, cloud adoption, reproducibility, and continuous monitoring. By adopting these recommendations, organizations and researchers can harness the potential of Big Data technology while mitigating its challenges, fostering a data-driven future.</w:t>
       </w:r>
     </w:p>
     <w:p>
@@ -1428,6 +1474,9 @@
     <w:bookmarkEnd w:id="0"/>
     <w:p>
       <w:pPr>
+        <w:tabs>
+          <w:tab w:val="left" w:pos="2610"/>
+        </w:tabs>
         <w:spacing w:line="360" w:lineRule="auto"/>
         <w:jc w:val="both"/>
         <w:rPr>
@@ -1460,7 +1509,17 @@
           <w:sz w:val="24"/>
           <w:szCs w:val="24"/>
         </w:rPr>
-        <w:t xml:space="preserve"> vast amounts of data to derive meaningful insights. This review explores some of the latest and most innovative applications of Big Data technology across various domains. With the rapid advancements in data analytics, machine learning, and artificial intelligence, Big Data has become an invaluable asset for decision-making, forecasting, and optimization. This review highlights the significance of Big Data technology and its impact on diverse sectors, citing recent studies to underscore its relevance and effectiveness.</w:t>
+        <w:t xml:space="preserve"> vast amounts of data to derive meaningful insights. This review explores some of the latest and most innovative applications of Big Data technology across various domains. With the rapid advancements in d</w:t>
+      </w:r>
+      <w:bookmarkStart w:id="1" w:name="_GoBack"/>
+      <w:bookmarkEnd w:id="1"/>
+      <w:r>
+        <w:rPr>
+          <w:rFonts w:ascii="Times New Roman" w:hAnsi="Times New Roman" w:cs="Times New Roman"/>
+          <w:sz w:val="24"/>
+          <w:szCs w:val="24"/>
+        </w:rPr>
+        <w:t>ata analytics, machine learning, and artificial intelligence, Big Data has become an invaluable asset for decision-making, forecasting, and optimization. This review highlights the significance of Big Data technology and its impact on diverse sectors, citing recent studies to underscore its relevance and effectiveness.</w:t>
       </w:r>
       <w:r>
         <w:rPr>
@@ -1565,51 +1624,65 @@
           <w:szCs w:val="24"/>
         </w:rPr>
       </w:pPr>
-      <w:r>
-        <w:rPr>
-          <w:rFonts w:ascii="Times New Roman" w:hAnsi="Times New Roman" w:cs="Times New Roman"/>
-          <w:b/>
-          <w:sz w:val="24"/>
-          <w:szCs w:val="24"/>
-        </w:rPr>
-        <w:t>Types of Big Data Technology</w:t>
-      </w:r>
-    </w:p>
-    <w:p>
-      <w:pPr>
-        <w:spacing w:line="360" w:lineRule="auto"/>
-        <w:jc w:val="both"/>
-        <w:rPr>
-          <w:rFonts w:ascii="Times New Roman" w:hAnsi="Times New Roman" w:cs="Times New Roman"/>
-          <w:sz w:val="24"/>
-          <w:szCs w:val="24"/>
-        </w:rPr>
-      </w:pPr>
-      <w:r>
-        <w:rPr>
-          <w:rFonts w:ascii="Times New Roman" w:hAnsi="Times New Roman" w:cs="Times New Roman"/>
-          <w:b/>
-          <w:sz w:val="24"/>
-          <w:szCs w:val="24"/>
-        </w:rPr>
-        <w:t xml:space="preserve">Hadoop and MapReduce: </w:t>
-      </w:r>
-      <w:r>
-        <w:rPr>
-          <w:rFonts w:ascii="Times New Roman" w:hAnsi="Times New Roman" w:cs="Times New Roman"/>
-          <w:sz w:val="24"/>
-          <w:szCs w:val="24"/>
-        </w:rPr>
-        <w:t xml:space="preserve">Hadoop is a widely used open-source framework for processing and storing large-scale data across distributed computing clusters. MapReduce, a programming </w:t>
-      </w:r>
-      <w:r>
-        <w:rPr>
-          <w:rFonts w:ascii="Times New Roman" w:hAnsi="Times New Roman" w:cs="Times New Roman"/>
+    </w:p>
+    <w:p>
+      <w:pPr>
+        <w:rPr>
+          <w:rFonts w:ascii="Times New Roman" w:hAnsi="Times New Roman" w:cs="Times New Roman"/>
+          <w:b/>
+          <w:sz w:val="24"/>
+          <w:szCs w:val="24"/>
+        </w:rPr>
+      </w:pPr>
+      <w:r>
+        <w:rPr>
+          <w:rFonts w:ascii="Times New Roman" w:hAnsi="Times New Roman" w:cs="Times New Roman"/>
+          <w:b/>
+          <w:sz w:val="24"/>
+          <w:szCs w:val="24"/>
+        </w:rPr>
+        <w:br w:type="page"/>
+      </w:r>
+    </w:p>
+    <w:p>
+      <w:pPr>
+        <w:spacing w:line="360" w:lineRule="auto"/>
+        <w:jc w:val="both"/>
+        <w:rPr>
+          <w:rFonts w:ascii="Times New Roman" w:hAnsi="Times New Roman" w:cs="Times New Roman"/>
+          <w:b/>
+          <w:sz w:val="24"/>
+          <w:szCs w:val="24"/>
+        </w:rPr>
+      </w:pPr>
+      <w:r>
+        <w:rPr>
+          <w:rFonts w:ascii="Times New Roman" w:hAnsi="Times New Roman" w:cs="Times New Roman"/>
+          <w:b/>
           <w:sz w:val="24"/>
           <w:szCs w:val="24"/>
         </w:rPr>
         <w:lastRenderedPageBreak/>
-        <w:t>model under Hadoop, allows parallel processing of data, enabling efficient analysis of massive datasets. Recent research by</w:t>
+        <w:t>Literature Review</w:t>
+      </w:r>
+    </w:p>
+    <w:p>
+      <w:pPr>
+        <w:spacing w:line="360" w:lineRule="auto"/>
+        <w:jc w:val="both"/>
+        <w:rPr>
+          <w:rFonts w:ascii="Times New Roman" w:hAnsi="Times New Roman" w:cs="Times New Roman"/>
+          <w:sz w:val="24"/>
+          <w:szCs w:val="24"/>
+        </w:rPr>
+      </w:pPr>
+      <w:r>
+        <w:rPr>
+          <w:rFonts w:ascii="Times New Roman" w:hAnsi="Times New Roman" w:cs="Times New Roman"/>
+          <w:sz w:val="24"/>
+          <w:szCs w:val="24"/>
+        </w:rPr>
+        <w:t>Hadoop is a widely used open-source framework for processing and storing large-scale data across distributed computing clusters. MapReduce, a programming model under Hadoop, allows parallel processing of data, enabling efficient analysis of massive datasets. Recent research by</w:t>
       </w:r>
       <w:bookmarkStart w:id="2" w:name="_Hlk141377646"/>
       <w:r>
@@ -1651,15 +1724,6 @@
       <w:r>
         <w:rPr>
           <w:rFonts w:ascii="Times New Roman" w:hAnsi="Times New Roman" w:cs="Times New Roman"/>
-          <w:b/>
-          <w:sz w:val="24"/>
-          <w:szCs w:val="24"/>
-        </w:rPr>
-        <w:t xml:space="preserve">Spark: </w:t>
-      </w:r>
-      <w:r>
-        <w:rPr>
-          <w:rFonts w:ascii="Times New Roman" w:hAnsi="Times New Roman" w:cs="Times New Roman"/>
           <w:sz w:val="24"/>
           <w:szCs w:val="24"/>
         </w:rPr>
@@ -1711,15 +1775,6 @@
       <w:r>
         <w:rPr>
           <w:rFonts w:ascii="Times New Roman" w:hAnsi="Times New Roman" w:cs="Times New Roman"/>
-          <w:b/>
-          <w:sz w:val="24"/>
-          <w:szCs w:val="24"/>
-        </w:rPr>
-        <w:t xml:space="preserve">NoSQL Databases: </w:t>
-      </w:r>
-      <w:r>
-        <w:rPr>
-          <w:rFonts w:ascii="Times New Roman" w:hAnsi="Times New Roman" w:cs="Times New Roman"/>
           <w:sz w:val="24"/>
           <w:szCs w:val="24"/>
         </w:rPr>
@@ -1789,15 +1844,6 @@
       <w:r>
         <w:rPr>
           <w:rFonts w:ascii="Times New Roman" w:hAnsi="Times New Roman" w:cs="Times New Roman"/>
-          <w:b/>
-          <w:sz w:val="24"/>
-          <w:szCs w:val="24"/>
-        </w:rPr>
-        <w:t xml:space="preserve">Apache Kafka: </w:t>
-      </w:r>
-      <w:r>
-        <w:rPr>
-          <w:rFonts w:ascii="Times New Roman" w:hAnsi="Times New Roman" w:cs="Times New Roman"/>
           <w:sz w:val="24"/>
           <w:szCs w:val="24"/>
         </w:rPr>
@@ -1849,7 +1895,6 @@
       <w:r>
         <w:rPr>
           <w:rFonts w:ascii="Times New Roman" w:hAnsi="Times New Roman" w:cs="Times New Roman"/>
-          <w:b/>
           <w:sz w:val="24"/>
           <w:szCs w:val="24"/>
         </w:rPr>
@@ -1859,7 +1904,6 @@
       <w:r>
         <w:rPr>
           <w:rFonts w:ascii="Times New Roman" w:hAnsi="Times New Roman" w:cs="Times New Roman"/>
-          <w:b/>
           <w:sz w:val="24"/>
           <w:szCs w:val="24"/>
         </w:rPr>
@@ -1869,19 +1913,10 @@
       <w:r>
         <w:rPr>
           <w:rFonts w:ascii="Times New Roman" w:hAnsi="Times New Roman" w:cs="Times New Roman"/>
-          <w:b/>
-          <w:sz w:val="24"/>
-          <w:szCs w:val="24"/>
-        </w:rPr>
-        <w:t xml:space="preserve">: </w:t>
-      </w:r>
-      <w:r>
-        <w:rPr>
-          <w:rFonts w:ascii="Times New Roman" w:hAnsi="Times New Roman" w:cs="Times New Roman"/>
-          <w:sz w:val="24"/>
-          <w:szCs w:val="24"/>
-        </w:rPr>
-        <w:t xml:space="preserve">Apache </w:t>
+          <w:sz w:val="24"/>
+          <w:szCs w:val="24"/>
+        </w:rPr>
+        <w:t xml:space="preserve"> is a stream processing framework that allows for low-latency and high-throughput processing of data streams. </w:t>
       </w:r>
       <w:proofErr w:type="spellStart"/>
       <w:r>
@@ -1890,6 +1925,56 @@
           <w:sz w:val="24"/>
           <w:szCs w:val="24"/>
         </w:rPr>
+        <w:t>Flink's</w:t>
+      </w:r>
+      <w:proofErr w:type="spellEnd"/>
+      <w:r>
+        <w:rPr>
+          <w:rFonts w:ascii="Times New Roman" w:hAnsi="Times New Roman" w:cs="Times New Roman"/>
+          <w:sz w:val="24"/>
+          <w:szCs w:val="24"/>
+        </w:rPr>
+        <w:t xml:space="preserve"> ability to handle event time and out-of-order data makes it suitable for complex event processing and real-time analytics. Research by Wang</w:t>
+      </w:r>
+      <w:r>
+        <w:rPr>
+          <w:rFonts w:ascii="Times New Roman" w:hAnsi="Times New Roman" w:cs="Times New Roman"/>
+          <w:sz w:val="24"/>
+          <w:szCs w:val="24"/>
+        </w:rPr>
+        <w:t xml:space="preserve">, Liu &amp; Gupta </w:t>
+      </w:r>
+      <w:r>
+        <w:rPr>
+          <w:rFonts w:ascii="Times New Roman" w:hAnsi="Times New Roman" w:cs="Times New Roman"/>
+          <w:sz w:val="24"/>
+          <w:szCs w:val="24"/>
+        </w:rPr>
+        <w:t>(2022)</w:t>
+      </w:r>
+      <w:r>
+        <w:rPr>
+          <w:rFonts w:ascii="Times New Roman" w:hAnsi="Times New Roman" w:cs="Times New Roman"/>
+          <w:sz w:val="24"/>
+          <w:szCs w:val="24"/>
+        </w:rPr>
+        <w:t>,</w:t>
+      </w:r>
+      <w:r>
+        <w:rPr>
+          <w:rFonts w:ascii="Times New Roman" w:hAnsi="Times New Roman" w:cs="Times New Roman"/>
+          <w:sz w:val="24"/>
+          <w:szCs w:val="24"/>
+        </w:rPr>
+        <w:t xml:space="preserve"> demonstrated the application of Apache </w:t>
+      </w:r>
+      <w:proofErr w:type="spellStart"/>
+      <w:r>
+        <w:rPr>
+          <w:rFonts w:ascii="Times New Roman" w:hAnsi="Times New Roman" w:cs="Times New Roman"/>
+          <w:sz w:val="24"/>
+          <w:szCs w:val="24"/>
+        </w:rPr>
         <w:t>Flink</w:t>
       </w:r>
       <w:proofErr w:type="spellEnd"/>
@@ -1899,7 +1984,7 @@
           <w:sz w:val="24"/>
           <w:szCs w:val="24"/>
         </w:rPr>
-        <w:t xml:space="preserve"> is a stream processing framework that allows for low-latency and high-throughput processing of data streams. </w:t>
+        <w:t xml:space="preserve"> in </w:t>
       </w:r>
       <w:proofErr w:type="spellStart"/>
       <w:r>
@@ -1908,7 +1993,7 @@
           <w:sz w:val="24"/>
           <w:szCs w:val="24"/>
         </w:rPr>
-        <w:t>Flink's</w:t>
+        <w:t>analyzing</w:t>
       </w:r>
       <w:proofErr w:type="spellEnd"/>
       <w:r>
@@ -1917,74 +2002,6 @@
           <w:sz w:val="24"/>
           <w:szCs w:val="24"/>
         </w:rPr>
-        <w:t xml:space="preserve"> ability to handle event time and out-of-order data makes it suitable for complex event processing and real-time analytics. Research by Wang</w:t>
-      </w:r>
-      <w:r>
-        <w:rPr>
-          <w:rFonts w:ascii="Times New Roman" w:hAnsi="Times New Roman" w:cs="Times New Roman"/>
-          <w:sz w:val="24"/>
-          <w:szCs w:val="24"/>
-        </w:rPr>
-        <w:t xml:space="preserve">, Liu &amp; Gupta </w:t>
-      </w:r>
-      <w:r>
-        <w:rPr>
-          <w:rFonts w:ascii="Times New Roman" w:hAnsi="Times New Roman" w:cs="Times New Roman"/>
-          <w:sz w:val="24"/>
-          <w:szCs w:val="24"/>
-        </w:rPr>
-        <w:t>(2022)</w:t>
-      </w:r>
-      <w:r>
-        <w:rPr>
-          <w:rFonts w:ascii="Times New Roman" w:hAnsi="Times New Roman" w:cs="Times New Roman"/>
-          <w:sz w:val="24"/>
-          <w:szCs w:val="24"/>
-        </w:rPr>
-        <w:t>,</w:t>
-      </w:r>
-      <w:r>
-        <w:rPr>
-          <w:rFonts w:ascii="Times New Roman" w:hAnsi="Times New Roman" w:cs="Times New Roman"/>
-          <w:sz w:val="24"/>
-          <w:szCs w:val="24"/>
-        </w:rPr>
-        <w:t xml:space="preserve"> demonstrated the application of Apache </w:t>
-      </w:r>
-      <w:proofErr w:type="spellStart"/>
-      <w:r>
-        <w:rPr>
-          <w:rFonts w:ascii="Times New Roman" w:hAnsi="Times New Roman" w:cs="Times New Roman"/>
-          <w:sz w:val="24"/>
-          <w:szCs w:val="24"/>
-        </w:rPr>
-        <w:t>Flink</w:t>
-      </w:r>
-      <w:proofErr w:type="spellEnd"/>
-      <w:r>
-        <w:rPr>
-          <w:rFonts w:ascii="Times New Roman" w:hAnsi="Times New Roman" w:cs="Times New Roman"/>
-          <w:sz w:val="24"/>
-          <w:szCs w:val="24"/>
-        </w:rPr>
-        <w:t xml:space="preserve"> in </w:t>
-      </w:r>
-      <w:proofErr w:type="spellStart"/>
-      <w:r>
-        <w:rPr>
-          <w:rFonts w:ascii="Times New Roman" w:hAnsi="Times New Roman" w:cs="Times New Roman"/>
-          <w:sz w:val="24"/>
-          <w:szCs w:val="24"/>
-        </w:rPr>
-        <w:t>analyzing</w:t>
-      </w:r>
-      <w:proofErr w:type="spellEnd"/>
-      <w:r>
-        <w:rPr>
-          <w:rFonts w:ascii="Times New Roman" w:hAnsi="Times New Roman" w:cs="Times New Roman"/>
-          <w:sz w:val="24"/>
-          <w:szCs w:val="24"/>
-        </w:rPr>
         <w:t xml:space="preserve"> financial market data for detecting fraudulent trading activities.</w:t>
       </w:r>
     </w:p>
@@ -1998,15 +2015,6 @@
           <w:szCs w:val="24"/>
         </w:rPr>
       </w:pPr>
-      <w:r>
-        <w:rPr>
-          <w:rFonts w:ascii="Times New Roman" w:hAnsi="Times New Roman" w:cs="Times New Roman"/>
-          <w:b/>
-          <w:sz w:val="24"/>
-          <w:szCs w:val="24"/>
-        </w:rPr>
-        <w:t xml:space="preserve">TensorFlow and Deep Learning: </w:t>
-      </w:r>
       <w:r>
         <w:rPr>
           <w:rFonts w:ascii="Times New Roman" w:hAnsi="Times New Roman" w:cs="Times New Roman"/>
@@ -7025,6 +7033,36 @@
     <w:uiPriority w:val="99"/>
     <w:rsid w:val="00703622"/>
   </w:style>
+  <w:style w:type="paragraph" w:styleId="BalloonText">
+    <w:name w:val="Balloon Text"/>
+    <w:basedOn w:val="Normal"/>
+    <w:link w:val="BalloonTextChar"/>
+    <w:uiPriority w:val="99"/>
+    <w:semiHidden/>
+    <w:unhideWhenUsed/>
+    <w:rsid w:val="0044665E"/>
+    <w:pPr>
+      <w:spacing w:after="0" w:line="240" w:lineRule="auto"/>
+    </w:pPr>
+    <w:rPr>
+      <w:rFonts w:ascii="Segoe UI" w:hAnsi="Segoe UI" w:cs="Segoe UI"/>
+      <w:sz w:val="18"/>
+      <w:szCs w:val="18"/>
+    </w:rPr>
+  </w:style>
+  <w:style w:type="character" w:customStyle="1" w:styleId="BalloonTextChar">
+    <w:name w:val="Balloon Text Char"/>
+    <w:basedOn w:val="DefaultParagraphFont"/>
+    <w:link w:val="BalloonText"/>
+    <w:uiPriority w:val="99"/>
+    <w:semiHidden/>
+    <w:rsid w:val="0044665E"/>
+    <w:rPr>
+      <w:rFonts w:ascii="Segoe UI" w:hAnsi="Segoe UI" w:cs="Segoe UI"/>
+      <w:sz w:val="18"/>
+      <w:szCs w:val="18"/>
+    </w:rPr>
+  </w:style>
 </w:styles>
 </file>
 
